--- a/06-operacao/06-acordo-nivel-servico.docx
+++ b/06-operacao/06-acordo-nivel-servico.docx
@@ -932,7 +932,7 @@
                 <w:rPr>
                   <w:rStyle w:val="Hyperlink"/>
                 </w:rPr>
-                <w:t xml:space="preserve">Backup e DR</w:t>
+                <w:t xml:space="preserve">Cópia de segurança e DR</w:t>
               </w:r>
             </w:hyperlink>
             <w:r>
